--- a/docs/AI_리포트_최종.docx
+++ b/docs/AI_리포트_최종.docx
@@ -68,48 +68,9 @@
             <w:vAlign w:val="center"/>
           </w:tcPr>
           <w:p>
-            <w:pPr>
-              <w:jc w:val="center"/>
-              <w:rPr>
-                <w:rFonts w:ascii="Pretendard" w:eastAsia="Pretendard" w:hAnsi="Pretendard"/>
-                <w:b/>
-                <w:bCs/>
-                <w:sz w:val="24"/>
-                <w:szCs w:val="28"/>
-              </w:rPr>
-            </w:pPr>
-            <w:proofErr w:type="spellStart"/>
             <w:r>
-              <w:rPr>
-                <w:rFonts w:ascii="Pretendard" w:eastAsia="Pretendard" w:hAnsi="Pretendard" w:hint="eastAsia"/>
-                <w:b/>
-                <w:bCs/>
-                <w:sz w:val="24"/>
-                <w:szCs w:val="28"/>
-              </w:rPr>
               <w:t>팀명</w:t>
-            </w:r>
-            <w:proofErr w:type="spellEnd"/>
-          </w:p>
-          <w:p>
-            <w:pPr>
-              <w:jc w:val="center"/>
-              <w:rPr>
-                <w:rFonts w:ascii="Pretendard" w:eastAsia="Pretendard" w:hAnsi="Pretendard"/>
-                <w:b/>
-                <w:bCs/>
-                <w:sz w:val="24"/>
-                <w:szCs w:val="28"/>
-              </w:rPr>
-            </w:pPr>
-            <w:r>
-              <w:rPr>
-                <w:rFonts w:ascii="Pretendard" w:eastAsia="Pretendard" w:hAnsi="Pretendard" w:hint="eastAsia"/>
-                <w:b/>
-                <w:bCs/>
-                <w:sz w:val="18"/>
-                <w:szCs w:val="20"/>
-              </w:rPr>
+              <w:br/>
               <w:t>(개인의 경우 이름)</w:t>
             </w:r>
           </w:p>
@@ -132,46 +93,9 @@
             <w:vAlign w:val="center"/>
           </w:tcPr>
           <w:p>
-            <w:pPr>
-              <w:jc w:val="center"/>
-              <w:rPr>
-                <w:rFonts w:ascii="Pretendard" w:eastAsia="Pretendard" w:hAnsi="Pretendard"/>
-                <w:b/>
-                <w:bCs/>
-                <w:sz w:val="24"/>
-                <w:szCs w:val="28"/>
-              </w:rPr>
-            </w:pPr>
             <w:r>
-              <w:rPr>
-                <w:rFonts w:ascii="Pretendard" w:eastAsia="Pretendard" w:hAnsi="Pretendard" w:hint="eastAsia"/>
-                <w:b/>
-                <w:bCs/>
-                <w:sz w:val="24"/>
-                <w:szCs w:val="28"/>
-              </w:rPr>
               <w:t>휴대폰번호</w:t>
-            </w:r>
-          </w:p>
-          <w:p>
-            <w:pPr>
-              <w:jc w:val="center"/>
-              <w:rPr>
-                <w:rFonts w:ascii="Pretendard" w:eastAsia="Pretendard" w:hAnsi="Pretendard"/>
-                <w:b/>
-                <w:bCs/>
-                <w:sz w:val="24"/>
-                <w:szCs w:val="28"/>
-              </w:rPr>
-            </w:pPr>
-            <w:r>
-              <w:rPr>
-                <w:rFonts w:ascii="Pretendard" w:eastAsia="Pretendard" w:hAnsi="Pretendard" w:hint="eastAsia"/>
-                <w:b/>
-                <w:bCs/>
-                <w:sz w:val="18"/>
-                <w:szCs w:val="22"/>
-              </w:rPr>
+              <w:br/>
               <w:t>(대표자)</w:t>
             </w:r>
           </w:p>
@@ -199,25 +123,7 @@
             <w:vAlign w:val="center"/>
           </w:tcPr>
           <w:p>
-            <w:pPr>
-              <w:spacing w:line="276" w:lineRule="auto"/>
-              <w:jc w:val="center"/>
-              <w:rPr>
-                <w:rFonts w:ascii="Pretendard" w:eastAsia="Pretendard" w:hAnsi="Pretendard"/>
-                <w:b/>
-                <w:bCs/>
-                <w:sz w:val="24"/>
-                <w:szCs w:val="28"/>
-              </w:rPr>
-            </w:pPr>
             <w:r>
-              <w:rPr>
-                <w:rFonts w:ascii="Pretendard" w:eastAsia="Pretendard" w:hAnsi="Pretendard" w:hint="eastAsia"/>
-                <w:b/>
-                <w:bCs/>
-                <w:sz w:val="24"/>
-                <w:szCs w:val="28"/>
-              </w:rPr>
               <w:t>프로젝트명</w:t>
             </w:r>
           </w:p>
@@ -305,42 +211,28 @@
           </w:tcPr>
           <w:p>
             <w:r>
-              <w:t>메인 사용자: 국비지원/부트캠프 코딩 강사</w:t>
-              <w:br/>
-              <w:t>서브 사용자: 수강생 (비전공자 포함)</w:t>
-              <w:br/>
-              <w:br/>
-              <w:t>[문제 인식]</w:t>
-              <w:br/>
-              <w:t>AI 시대에 코드는 AI가 짜줍니다. 그렇다면 개발자는 무엇을 해야 할까요?</w:t>
-              <w:br/>
-              <w:t>→ "코드를 검증하고, 버그를 찾아 수정하는 것" — 즉, 디버깅입니다.</w:t>
-              <w:br/>
-              <w:br/>
-              <w:t>그러나 현재 모든 코딩 교육은 "코드를 짜는 법"만 가르치고, "코드를 읽고 고치는 법(디버깅)"은 체계적으로 가르치지 않습니다. 실무 개발자의 하루 60~70%는 기존 코드를 읽고, 버그를 찾고, 수정하는 데 소비됩니다.</w:t>
-              <w:br/>
-              <w:br/>
-              <w:t>[구체적 문제 3가지]</w:t>
-              <w:br/>
-              <w:br/>
-              <w:t>1. 수강생의 문제: 부트캠프에서 코드 짜는 건 배웠지만, 실무에서 에러를 만나면 대처를 못 합니다. "브레이크포인트도 못 잡는 신입 개발자"라는 현장 피드백이 반복됩니다. 에러가 나면 ChatGPT에 통째로 붙여넣어 답을 받을 뿐, 스스로 원인을 찾는 사고력이 훈련되지 않습니다.</w:t>
-              <w:br/>
-              <w:br/>
-              <w:t>2. 강사의 문제: 디버깅은 사고 과정이 핵심인데, 강사 1명이 30명 학생의 디버깅 과정을 일일이 관찰하고 피드백하는 것은 물리적으로 불가능합니다. 또한 디버깅 실습 문제를 수동으로 만드는 것은 시간이 오래 걸립니다.</w:t>
-              <w:br/>
-              <w:br/>
-              <w:t>3. AI 시대의 구조적 문제: GitHub Copilot, Cursor 등 AI 코딩 도구가 코드 작성을 대체하면서, 개발자에게 남는 핵심 역량은 "AI가 생성한 코드를 검증하고, 버그를 찾아 수정하는 능력"입니다. 그러나 현재 교육 체계는 이 변화를 전혀 반영하지 못하고 있습니다.</w:t>
-              <w:br/>
-              <w:br/>
-              <w:t>[근거]</w:t>
-              <w:br/>
-              <w:t>- 실제 수강 후기 분석 (OKKY, DC인사이드 프로그래밍 갤러리, 브런치)</w:t>
-              <w:br/>
-              <w:t>- 뉴스 기사 (서울경제 "코딩 교육업체 부실 강의로 소송까지")</w:t>
-              <w:br/>
-              <w:t>- 코리아IT아카데미 공식 사이트 분석</w:t>
-              <w:br/>
-              <w:t>- 나무위키 국비지원교육 문서 (중도탈락 통계)</w:t>
+              <w:t>저는 국비지원 교육 현장에서 반복되는 문제에 주목했습니다.</w:t>
+              <w:br/>
+              <w:br/>
+              <w:t>처음에는 막연하게 "AI로 뭔가 교육에 도움이 되는 걸 만들어야지"라고 생각했는데, 실제로 수강 후기들을 찾아 읽으면서 생각이 바뀌었습니다. OKKY, DC인사이드 프로그래밍 갤러리, 브런치 등에서 국비 수강생들의 생생한 후기를 여러 개 읽었고, 거기서 공통적으로 나오는 이야기가 있었습니다.</w:t>
+              <w:br/>
+              <w:br/>
+              <w:t>"수업에서 코드 짜는 건 배웠는데, 회사 가니까 에러 나면 아무것도 못 하겠더라."</w:t>
+              <w:br/>
+              <w:br/>
+              <w:t>이게 핵심이었습니다. 모든 교육이 코드를 새로 짜는 법만 가르치고, 기존 코드를 읽고 문제를 찾아 고치는 법은 아무도 안 가르치고 있었습니다. 근데 실무에서는 오히려 반대로, 하루의 60% 이상을 디버깅에 씁니다.</w:t>
+              <w:br/>
+              <w:br/>
+              <w:t>타겟 사용자는 두 부류입니다.</w:t>
+              <w:br/>
+              <w:br/>
+              <w:t>첫째는 강사입니다. 수십 명이 한 반인데 수준이 천차만별이라 개별 피드백을 주기가 물리적으로 불가능합니다. 디버깅 연습 문제를 직접 만드는 것도 시간이 너무 오래 걸립니다.</w:t>
+              <w:br/>
+              <w:br/>
+              <w:t>둘째는 수강생입니다. 특히 비전공자들이 에러를 만나면 그냥 ChatGPT에 코드를 통째로 붙여넣습니다. 답은 받지만, 왜 에러가 났는지 이해하지 못한 채 넘어갑니다. 이러면 실력이 안 늡니다.</w:t>
+              <w:br/>
+              <w:br/>
+              <w:t>그리고 하나 더, 요즘 Copilot이나 Cursor 같은 AI 도구가 코드를 대신 짜주는 시대잖아요. 그러면 개발자한테 진짜 남는 역량이 뭘까 생각해봤는데, 결국 "AI가 짜준 코드를 검증하고, 문제가 있으면 찾아서 고치는 능력"이더라고요. 근데 이걸 가르치는 곳이 없습니다.</w:t>
             </w:r>
           </w:p>
         </w:tc>
@@ -387,44 +279,30 @@
           </w:tcPr>
           <w:p>
             <w:r>
-              <w:t>BugHunter는 AI가 의도적으로 버그가 포함된 코드를 생성하고, 학생이 이를 찾아 고치는 과정에서 디버깅 사고력을 훈련하는 교육 플랫폼입니다.</w:t>
-              <w:br/>
-              <w:br/>
-              <w:t>핵심 기능 3가지:</w:t>
-              <w:br/>
-              <w:br/>
-              <w:t>1) AI 버그 코드 자동 생성</w:t>
-              <w:br/>
-              <w:t>강사가 수업 주제(예: "반복문")만 입력하면, GPT-4o가 해당 주제와 관련된 버그가 포함된 Python 코드를 3단계 난이도(초급/중급/고급)로 자동 생성합니다.</w:t>
-              <w:br/>
-              <w:t>- 초급: 문법 에러, 오타, 빠진 콜론 등 → Python 기초 학습자용</w:t>
-              <w:br/>
-              <w:t xml:space="preserve">- 중급: off-by-one, 잘못된 로직, 초기화 실수 → 기본기 있는 학습자용  </w:t>
-              <w:br/>
-              <w:t>- 고급: 엣지 케이스 미처리, 타입 에러, 가변 기본 인자 → 실무 수준</w:t>
-              <w:br/>
-              <w:br/>
-              <w:t>2) 3단계 AI 힌트 시스템 (답을 주지 않는 AI)</w:t>
-              <w:br/>
-              <w:t>학생이 막혔을 때 AI는 정답을 직접 알려주지 않고, 3단계의 점진적 힌트를 통해 스스로 사고하도록 유도합니다.</w:t>
-              <w:br/>
-              <w:t>- 1단계(방향 제시): "반복문이 몇 번 실행되는지 확인해봐" — 문제 영역만 안내</w:t>
-              <w:br/>
-              <w:t>- 2단계(범위 좁히기): "5번째 줄의 range 조건을 확인해봐" — 구체적 위치, 수정방법 미제공</w:t>
-              <w:br/>
-              <w:t>- 3단계(거의 답): "range(1,10)은 9까지만 반복해. 10을 포함하려면?" — 원인 설명</w:t>
-              <w:br/>
-              <w:br/>
-              <w:t>이 구조는 교육학의 "스캐폴딩(scaffolding)" 이론에 기반한 설계입니다. ChatGPT(바로 정답 제공)와 근본적으로 다릅니다.</w:t>
-              <w:br/>
-              <w:br/>
-              <w:t>3) 강사 대시보드 + 학생 성장 리포트</w:t>
-              <w:br/>
-              <w:t>- 강사: 반 전체 풀이 현황, 학생별 힌트 사용량, 버그 유형별 해결률 한눈에 확인</w:t>
-              <w:br/>
-              <w:t>- 학생: 레벨 진행도, 주제별 강점/약점, 성장 추이 시각화</w:t>
-              <w:br/>
-              <w:t>- 핵심: AI가 25명에게 개별 힌트를 제공하고, 강사는 진짜 도움 필요한 5명에 집중</w:t>
+              <w:t>핵심 기능은 세 가지로 잡았습니다. 처음에는 이것저것 넣고 싶었는데, 5일이라는 시간 제약도 있고, 기능이 많으면 오히려 어중간해질 것 같아서 핵심만 남겼습니다.</w:t>
+              <w:br/>
+              <w:br/>
+              <w:t>첫 번째, AI가 버그 코드를 자동으로 만들어줍니다.</w:t>
+              <w:br/>
+              <w:t>강사가 "오늘 주제: 반복문" 하나만 입력하면, GPT-4o가 초급/중급/고급 난이도별로 버그가 포함된 파이썬 코드를 만들어줍니다. 초급은 오타나 빠진 콜론 같은 문법 에러, 중급은 반복 횟수가 하나 모자란 off-by-one 같은 로직 에러, 고급은 특정 입력에서만 터지는 엣지 케이스를 다룹니다. 강사가 문제를 직접 만드는 수고가 사라집니다.</w:t>
+              <w:br/>
+              <w:br/>
+              <w:t>두 번째, 3단계 힌트 시스템입니다.</w:t>
+              <w:br/>
+              <w:t>이게 ChatGPT랑 결정적으로 다른 부분인데요. ChatGPT는 물어보면 답을 바로 줍니다. 근데 그러면 학생이 생각을 안 합니다. 저는 반대로, AI가 절대 답을 안 줍니다.</w:t>
+              <w:br/>
+              <w:t>- 1단계 힌트: "반복문 쪽을 다시 확인해봐" (방향만)</w:t>
+              <w:br/>
+              <w:t>- 2단계 힌트: "5번째 줄 range 조건을 봐봐" (범위 좁히기)</w:t>
+              <w:br/>
+              <w:t>- 3단계 힌트: "range(1,10)은 9까지만이야. 10 포함하려면?" (거의 답이지만 수정은 직접)</w:t>
+              <w:br/>
+              <w:t>교육학에서 말하는 스캐폴딩이라는 방법론을 적용한 겁니다. 학생이 스스로 해결하는 경험을 하는 게 핵심이에요.</w:t>
+              <w:br/>
+              <w:br/>
+              <w:t>세 번째, 강사 대시보드입니다.</w:t>
+              <w:br/>
+              <w:t>AI가 수십 명의 학생한테 각각 힌트를 주니까, 강사는 모든 학생을 일일이 돌아다닐 필요가 없습니다. 대시보드에서 "이 학생은 힌트 3번 다 쓰고도 못 풀었다"를 확인하고, 진짜 도움이 필요한 소수에게만 가면 됩니다. 이걸 저는 "AI가 25명, 강사가 5명" 구조라고 부릅니다.</w:t>
             </w:r>
           </w:p>
         </w:tc>
@@ -471,32 +349,19 @@
           </w:tcPr>
           <w:p>
             <w:r>
-              <w:t>1. 강사 업무 효율화</w:t>
-              <w:br/>
-              <w:t>디버깅 실습 문제를 수동으로 제작하는 시간이 "주제 입력 10초"로 단축됩니다. AI가 30명 학생에게 개별 힌트를 제공하므로, 강사는 소수의 학생에게만 집중할 수 있습니다.</w:t>
-              <w:br/>
-              <w:br/>
-              <w:t>2. 수강생 디버깅 역량 향상</w:t>
-              <w:br/>
-              <w:t>기존: "에러 → ChatGPT 복붙 → 정답 받기"로 끝나던 학습</w:t>
-              <w:br/>
-              <w:t>변경: "에러 → 힌트 기반 자기 사고 → 직접 해결"로 전환</w:t>
-              <w:br/>
-              <w:t>스스로 문제를 해결하는 경험이 실무 적응력으로 직결됩니다.</w:t>
-              <w:br/>
-              <w:br/>
-              <w:t>3. 교육기관 중도탈락률 감소</w:t>
-              <w:br/>
-              <w:t>- 수준별 맞춤 문제로 "너무 어려워서 포기" 방지</w:t>
-              <w:br/>
-              <w:t>- 성장 리포트로 자기 성장을 체감 → 동기부여 유지</w:t>
-              <w:br/>
-              <w:t>- 2026년 도입된 중도탈락 패널티(1회 4만원, 2회 이상 10만원) 리스크 완화</w:t>
-              <w:br/>
-              <w:br/>
-              <w:t>4. AI 시대 교육 패러다임 전환</w:t>
-              <w:br/>
-              <w:t>"코드를 짜는 교육"에서 "코드를 검증하고 고치는 교육"으로의 전환을 선도합니다.</w:t>
+              <w:t>솔직히 말하면, 제가 기대하는 건 거창한 게 아닙니다.</w:t>
+              <w:br/>
+              <w:br/>
+              <w:t>가장 기본적으로는, 강사가 실습 시간에 조금이라도 덜 바쁘면 좋겠다는 겁니다. 지금은 수십 명이 동시에 손 들면 돌아가면서 봐주느라 정신이 없거든요. AI가 1차 대응을 해주면, 강사 한 명의 효율이 체감상 2~3배는 올라갈 거라고 봅니다.</w:t>
+              <w:br/>
+              <w:br/>
+              <w:t>수강생 입장에서는, 디버깅이 두렵지 않아졌으면 합니다. 지금은 에러 메시지 보면 멘붕이 오는 수강생이 많은데, 버그헌터에서 반복 연습하면 "아 이건 off-by-one이네" 하고 감이 오게 되는 거죠. 실무 들어가기 전에 이 훈련을 했냐 안 했냐가 적응 속도에 큰 차이를 만들 거라고 생각합니다.</w:t>
+              <w:br/>
+              <w:br/>
+              <w:t>그리고 중도탈락 문제도 있습니다. 국비 교육에서 30~50%가 포기하는데, 이유가 대부분 "나는 늘지 않는 것 같다"는 거거든요. 성장 리포트에서 "2주 전에는 변수 문제도 헤맸는데 지금은 함수 문제를 풀고 있다"를 보여주면, 포기하지 않을 동기가 될 수 있습니다.</w:t>
+              <w:br/>
+              <w:br/>
+              <w:t>마지막으로 좀 거시적인 얘기인데, AI가 코드를 대신 짜주는 시대에 교육도 바뀌어야 한다고 생각합니다. "코드 짜기"에서 "코드 검증하고 고치기"로요. 버그헌터가 그 전환의 작은 시작점이 되었으면 합니다.</w:t>
             </w:r>
           </w:p>
         </w:tc>
@@ -609,28 +474,16 @@
           </w:tcPr>
           <w:p>
             <w:r>
-              <w:t>사용 AI 도구 및 모델:</w:t>
-              <w:br/>
-              <w:br/>
-              <w:t>1. OpenAI GPT-4o (서비스 핵심 AI 엔진)</w:t>
-              <w:br/>
-              <w:t>- 역할: 버그 코드 생성, 3단계 힌트 생성, 코드 채점</w:t>
-              <w:br/>
-              <w:t>- 선택 이유: 코드 생성/분석 성능이 가장 뛰어남. JSON response_format을 안정적으로 지원하여 파싱 오류 최소화. 한국어 프롬프트 이해도 우수.</w:t>
-              <w:br/>
-              <w:br/>
-              <w:t>2. Claude Code (프로젝트 개발 전반)</w:t>
-              <w:br/>
-              <w:t>- 역할: BugHunter 프로젝트 전체 개발 (프론트엔드, 백엔드, API, 배포)</w:t>
-              <w:br/>
-              <w:t>- 선택 이유: 대규모 코드베이스 이해 및 멀티파일 수정에 강점. 기획서를 읽고 전체 아키텍처를 설계부터 구현까지 일관되게 수행.</w:t>
-              <w:br/>
-              <w:br/>
-              <w:t>3. Pyodide (브라우저 내 Python 실행 엔진)</w:t>
-              <w:br/>
-              <w:t>- 역할: 학생이 수정한 코드를 서버 없이 브라우저에서 직접 실행</w:t>
-              <w:br/>
-              <w:t>- 선택 이유: 서버 사이드 코드 실행의 보안 위험 제거. 무료. 지연 없는 즉각적 실행 경험.</w:t>
+              <w:t>크게 세 가지 AI 도구를 썼습니다.</w:t>
+              <w:br/>
+              <w:br/>
+              <w:t>서비스의 핵심 엔진은 OpenAI GPT-4o입니다. 버그 코드 만들기, 힌트 생성하기, 학생 코드 채점하기 — 이 세 가지를 다 GPT-4o가 합니다. 코드를 다루는 능력이 현재 나온 모델 중 가장 안정적이라고 판단했고, JSON 포맷으로 응답을 강제할 수 있어서 후처리가 편합니다.</w:t>
+              <w:br/>
+              <w:br/>
+              <w:t>개발에는 Claude Code를 썼습니다. 프로젝트 전체를 한 번에 이해하면서 코드를 작성할 수 있어서, 기획서를 주고 "이대로 만들어줘"라고 하면 프론트부터 백엔드, API, DB 연동까지 일관성 있게 만들어줍니다.</w:t>
+              <w:br/>
+              <w:br/>
+              <w:t>파이썬 코드 실행은 Pyodide라는 기술을 씁니다. 이건 AI는 아니고 웹어셈블리 기반 파이썬 런타임인데, 학생이 코드를 수정하면 서버 통신 없이 브라우저에서 바로 실행할 수 있습니다. 서버에서 학생 코드를 실행하면 보안 문제가 있어서 이 방식을 택했습니다.</w:t>
             </w:r>
           </w:p>
         </w:tc>
@@ -732,68 +585,19 @@
           </w:tcPr>
           <w:p>
             <w:r>
-              <w:t>GPT-4o 활용 전략 — 3가지 전문화된 에이전트 구성</w:t>
-              <w:br/>
-              <w:br/>
-              <w:t>[1. 버그 생성 에이전트]</w:t>
-              <w:br/>
-              <w:t>페르소나: "Python 프로그래밍 교육 전문가"</w:t>
-              <w:br/>
-              <w:t>- 난이도별 버그 유형을 명시적으로 제약 (초급=syntax_error, 중급=logic_error/off_by_one, 고급=edge_case/type_error)</w:t>
-              <w:br/>
-              <w:t>- "버그 정확히 1개만 포함" 규칙 강제</w:t>
-              <w:br/>
-              <w:t>- JSON response_format 활용으로 파싱 안정성 확보</w:t>
-              <w:br/>
-              <w:t>- temperature 0.8로 다양한 문제 생성</w:t>
-              <w:br/>
-              <w:br/>
-              <w:t>[2. 힌트 생성 에이전트]</w:t>
-              <w:br/>
-              <w:t>페르소나: "친절한 Python 튜터"</w:t>
-              <w:br/>
-              <w:t>- 3단계별 "무엇을 알려주고, 무엇을 알려주지 않는지" 명확히 제약</w:t>
-              <w:br/>
-              <w:t xml:space="preserve">  - 1단계: 영역만 안내, 줄 번호/변수명 금지</w:t>
-              <w:br/>
-              <w:t xml:space="preserve">  - 2단계: 구체적 줄 안내, 수정 방법 금지</w:t>
-              <w:br/>
-              <w:t xml:space="preserve">  - 3단계: 원인 설명 + 수정 방향, 전체 정답 코드 금지</w:t>
-              <w:br/>
-              <w:t>- 학생의 현재 코드 상태를 함께 전달하여 맥락적 힌트 생성</w:t>
-              <w:br/>
-              <w:t>- temperature 0.7로 자연스러운 대화체</w:t>
-              <w:br/>
-              <w:br/>
-              <w:t>[3. 채점 에이전트]</w:t>
-              <w:br/>
-              <w:t>페르소나: "채점 전문가"</w:t>
-              <w:br/>
-              <w:t>- 의미적 채점: 정답 코드와 문자열 일치가 아닌, 핵심 버그 수정 여부를 AI가 판단</w:t>
-              <w:br/>
-              <w:t>- 다른 방식의 올바른 수정도 정답으로 인정</w:t>
-              <w:br/>
-              <w:t>- temperature 0.3으로 일관된 채점</w:t>
-              <w:br/>
-              <w:br/>
-              <w:t>Claude Code 활용 전략</w:t>
-              <w:br/>
-              <w:t>- 에이전트 구성: PM(피엠바라), 기획(기획바라), 개발(개발바라) 3개 에이전트로 분업</w:t>
-              <w:br/>
-              <w:t>- 기획서(Markdown) → API 설계 → 프론트엔드 구현 → API 연동 → DB 연동 → 배포의 단계적 개발</w:t>
-              <w:br/>
-              <w:t>- 각 단계별 빌드 검증(npm run build) 수행으로 품질 확보</w:t>
-              <w:br/>
-              <w:br/>
-              <w:t>데이터 흐름:</w:t>
-              <w:br/>
-              <w:t>강사: 주제 입력 → [버그 생성 에이전트] → 3단계 버그 생성 → DB 저장</w:t>
-              <w:br/>
-              <w:t>학생: 문제 풀기 → 막힘 → [힌트 에이전트] → 레벨별 힌트 제공</w:t>
-              <w:br/>
-              <w:t>학생: 코드 수정 → 제출 → [Pyodide 실행 + 채점 에이전트] → 결과 + 피드백</w:t>
-              <w:br/>
-              <w:t>결과 → DB 저장 → 강사 대시보드 + 학생 성장 리포트</w:t>
+              <w:t>GPT-4o를 세 가지 역할로 나눠서 쓰고 있습니다. 같은 모델이지만 프롬프트가 다릅니다.</w:t>
+              <w:br/>
+              <w:br/>
+              <w:t>버그 만들 때는 "교육 전문가" 페르소나를 줍니다. 여기서 제일 중요한 건 난이도 조절인데요. 프롬프트에 "초급이면 문법 에러만, 중급이면 로직 에러만, 고급이면 엣지 케이스만"이라고 명시해요. 처음에는 이 제약 없이 돌렸더니 초급인데 어려운 버그가 나오는 등 들쭉날쭉해서, 명시적으로 제한하니까 품질이 안정됐습니다. temperature는 0.8로 높여서 같은 주제로 돌려도 매번 다른 문제가 나오게 했습니다.</w:t>
+              <w:br/>
+              <w:br/>
+              <w:t>힌트 만들 때는 "친절한 튜터" 페르소나입니다. 핵심 제약은 "절대 정답 코드를 보여주지 마"입니다. 1단계에서는 줄 번호도 안 알려주고, 2단계에서 줄 번호 알려주고, 3단계에서야 원인 설명을 합니다. 학생의 현재 코드도 같이 넘겨서, 학생이 이미 일부 수정한 경우 "거기는 잘 고쳤는데, 아직 한 군데 더 있어"라는 식의 맥락적 힌트가 가능합니다.</w:t>
+              <w:br/>
+              <w:br/>
+              <w:t>채점할 때는 temperature를 0.3으로 확 낮춥니다. 채점은 일관성이 중요하니까요. 그리고 단순히 문자열이 같은지 비교하는 게 아니라, AI가 "핵심 버그가 수정됐는지"를 의미적으로 판단합니다. 변수 이름이 다르거나 다른 방식으로 고쳐도 정답으로 인정해줍니다.</w:t>
+              <w:br/>
+              <w:br/>
+              <w:t>Claude Code 활용 전략은 좀 독특한데요. 에이전트를 역할별로 나눠서 썼습니다. PM 역할(피엠바라)이 기획을 검토하고, 기획 역할(기획바라)이 리서치하고 아이디어 내고, 개발 역할(개발바라)이 코드를 짜는 식으로요. 이렇게 하니까 각 단계에서 피드백이 오가면서 기획이 점점 날카로워졌습니다.</w:t>
             </w:r>
           </w:p>
         </w:tc>
@@ -875,39 +679,19 @@
           </w:tcPr>
           <w:p>
             <w:r>
-              <w:t>1. 구조화된 JSON 응답 강제</w:t>
-              <w:br/>
-              <w:t>GPT-4o의 response_format: { type: "json_object" }를 활용하여 불필요한 텍스트 생성을 방지합니다. 파싱 오류로 인한 재요청을 최소화하여 토큰 절감 효과.</w:t>
-              <w:br/>
-              <w:br/>
-              <w:t>2. 컨텍스트 최소화</w:t>
-              <w:br/>
-              <w:t>힌트 생성 시 전체 대화 이력이 아닌, "현재 문제의 버그 코드 + 정답 코드 + 학생 현재 코드 + 힌트 레벨"만 전달합니다. 불필요한 컨텍스트를 제거하여 토큰 사용량 최소화.</w:t>
-              <w:br/>
-              <w:br/>
-              <w:t>3. Temperature 용도별 차등 설정</w:t>
-              <w:br/>
-              <w:t>- 버그 생성: 0.8 (다양성 중시)</w:t>
-              <w:br/>
-              <w:t>- 힌트 생성: 0.7 (자연스러운 대화)</w:t>
-              <w:br/>
-              <w:t>- 채점: 0.3 (일관성 중시)</w:t>
-              <w:br/>
-              <w:t>각 용도에 최적화된 temperature로 재시도 없이 한 번에 좋은 결과를 얻습니다.</w:t>
-              <w:br/>
-              <w:br/>
-              <w:t>4. 프롬프트 모듈화</w:t>
-              <w:br/>
-              <w:t>버그 생성/힌트 생성/채점 프롬프트를 각각 API Route 내에 구조화하여 관리합니다. 입력 파라미터만 바꾸면 동일한 품질의 결과를 재현할 수 있습니다.</w:t>
-              <w:br/>
-              <w:br/>
-              <w:t>5. 비용 관리</w:t>
-              <w:br/>
-              <w:t>- GPT-4o 사용으로 비용 효율적 운영</w:t>
-              <w:br/>
-              <w:t>- 1회 요청당 평균 ~1000 토큰 (입력+출력)</w:t>
-              <w:br/>
-              <w:t>- 예상 비용: 학생 1명이 하루 10문제 풀 경우 약 $0.03/일</w:t>
+              <w:t>사실 처음에는 토큰 관리를 크게 신경 안 썼는데, 개발하다 보니 API 비용이 슬슬 신경 쓰이더라고요. 그래서 몇 가지 전략을 적용했습니다.</w:t>
+              <w:br/>
+              <w:br/>
+              <w:t>첫째, JSON 응답을 강제합니다. GPT-4o의 response_format 옵션을 쓰면 "꼭 JSON으로만 대답해"라고 할 수 있는데, 이러면 모델이 불필요한 설명이나 인사말 없이 바로 데이터만 줍니다. 파싱 실패로 다시 요청하는 일도 줄어서 결과적으로 토큰 절약이 됩니다.</w:t>
+              <w:br/>
+              <w:br/>
+              <w:t>둘째, 넘기는 정보를 최소화합니다. 힌트 생성할 때 전체 대화 이력을 다 넘기는 게 아니라, 딱 필요한 것만 넘깁니다. 원본 버그 코드, 정답 코드, 학생 현재 코드, 힌트 레벨 — 이 네 개면 충분합니다.</w:t>
+              <w:br/>
+              <w:br/>
+              <w:t>셋째, temperature를 용도별로 다르게 설정합니다. 문제 생성은 0.8, 힌트는 0.7, 채점은 0.3으로요. 이렇게 하면 각각의 목적에 맞는 최적의 결과가 한 번에 나와서, 마음에 안 들어서 재시도하는 횟수가 줄어듭니다.</w:t>
+              <w:br/>
+              <w:br/>
+              <w:t>비용 측면에서 보면, GPT-4o 기준 1회 요청이 대략 1000토큰 정도 나오고, 학생 1명이 하루 10문제 풀어도 $0.03 정도입니다. 교육기관에서 쓴다고 해도 부담 없는 수준이라고 생각합니다.</w:t>
             </w:r>
           </w:p>
         </w:tc>

--- a/docs/AI_리포트_최종.docx
+++ b/docs/AI_리포트_최종.docx
@@ -221,6 +221,9 @@
               <w:br/>
               <w:br/>
               <w:t>이게 핵심이었습니다. 모든 교육이 코드를 새로 짜는 법만 가르치고, 기존 코드를 읽고 문제를 찾아 고치는 법은 아무도 안 가르치고 있었습니다. 근데 실무에서는 오히려 반대로, 하루의 60% 이상을 디버깅에 씁니다.</w:t>
+              <w:br/>
+              <w:br/>
+              <w:t>참고로 기존에 백준(acmicpc.net)이나 프로그래머스 같은 코딩 문제 풀이 사이트가 있지만, 이들은 "빈 화면에서 코드를 새로 짜는" 알고리즘 문제 풀이 사이트입니다. "이미 짜여진 코드에서 버그를 찾아 고치는" 훈련을 제공하는 서비스는 현재 없습니다. 비유하자면 백준이 수학 시험장이라면, BugHunter는 오답 노트 훈련소입니다.</w:t>
               <w:br/>
               <w:br/>
               <w:t>타겟 사용자는 두 부류입니다.</w:t>
